--- a/public/dgipr/docs/ms-3328-en.docx
+++ b/public/dgipr/docs/ms-3328-en.docx
@@ -140,7 +140,7 @@
           <w:bCs/>
           <w:lang w:bidi="mr-IN"/>
         </w:rPr>
-        <w:t>Governor calls upon Institute of Local Self Government  to become Centre of Excellence</w:t>
+        <w:t>Governor calls upon Institute of Local Self Government to become Centre of Excellence</w:t>
       </w:r>
     </w:p>
     <w:p>
@@ -182,7 +182,7 @@
           <w:szCs w:val="21"/>
           <w:lang w:bidi="mr-IN"/>
         </w:rPr>
-        <w:t>Mumbai, 2 September : Maharashtra Governor Jishnu Dev Varma today called upon the All India Institute of Local Self-Government (AIILSG) to aspire to become a national centre of excellence for the future of urban governance to address the growing challenges of India’s rapidly urbanising cities.</w:t>
+        <w:t>Mumbai, 2 September : Maharashtra Governor Jishnu Dev Varma today called upon the All India Institute of Local Self-Government (AIILSG) to aspire to become a national centre of excellence for the future of urban governance to address the growing challenges of India’s rapidly urbanising cities.</w:t>
       </w:r>
     </w:p>
     <w:p>
@@ -199,7 +199,7 @@
           <w:szCs w:val="21"/>
           <w:lang w:bidi="mr-IN"/>
         </w:rPr>
-        <w:t>The Governor was speaking at the Convocation Ceremony of the AIILSG at its auditorium in Andheri, Mumbai. The Institute, founded in 1926 is celebrating its Centenary Year.</w:t>
+        <w:t>The Governor was speaking at the Convocation Ceremony of the AIILSG at its auditorium in Andheri, Mumbai. The Institute, founded in 1926 is celebrating its Centenary Year.</w:t>
       </w:r>
     </w:p>
     <w:p>
@@ -216,7 +216,7 @@
           <w:szCs w:val="21"/>
           <w:lang w:bidi="mr-IN"/>
         </w:rPr>
-        <w:t>Congratulating the Institute for its dedicated service to urban governance, local self-government, capacity building, skill development and social development in India, the Governor said the rising population of cities places a great responsibility on local governments and on professionals who work with them.</w:t>
+        <w:t>Congratulating the Institute for its dedicated service to urban governance, local self-government, capacity building, skill development and social development in India, the Governor said the rising population of cities places a great responsibility on local governments and on professionals who work with them.</w:t>
       </w:r>
     </w:p>
     <w:p>
@@ -267,7 +267,7 @@
           <w:szCs w:val="21"/>
           <w:lang w:bidi="mr-IN"/>
         </w:rPr>
-        <w:t>The Governor expressed concern over the growing challenge of solid waste management in urban areas.  He said solid waste management is not merely a question of keeping our cities clean; it is a matter of public health, environmental protection and the quality of life of future generations.</w:t>
+        <w:t>The Governor expressed concern over the growing challenge of solid waste management in urban areas. He said solid waste management is not merely a question of keeping our cities clean; it is a matter of public health, environmental protection and the quality of life of future generations.</w:t>
       </w:r>
     </w:p>
     <w:p>
@@ -284,7 +284,7 @@
           <w:szCs w:val="21"/>
           <w:lang w:bidi="mr-IN"/>
         </w:rPr>
-        <w:t>He also urged the Institute to develop short-term upskilling and reskilling programmes for elected representatives and municipal personnel, so that they can effectively respond to the changing needs of urban governance.</w:t>
+        <w:t>He also urged the Institute to develop short-term upskilling and reskilling programmes for elected representatives and municipal personnel, so that they can effectively respond to the changing needs of urban governance.</w:t>
       </w:r>
     </w:p>
     <w:p>
@@ -318,7 +318,7 @@
           <w:szCs w:val="21"/>
           <w:lang w:bidi="mr-IN"/>
         </w:rPr>
-        <w:t>Stressing the important role played by urban local bodies in a parliamentary democracy, former Municipal Commissioner and Director General of the Institute Jairaj Phatak said the institute offers programmes in Local Self-Government, Sanitary Inspector, Community Development, Fire Engineering, Medical Laboratory Technology, Urban Planning and has so far trained 17 lakh youths.</w:t>
+        <w:t>Stressing the important role played by urban local bodies in a parliamentary democracy, former Municipal Commissioner and Director General of the Institute Jairaj Phatak said the institute offers programmes in Local Self-Government, Sanitary Inspector, Community Development, Fire Engineering, Medical Laboratory Technology, Urban Planning and has so far trained 17 lakh youths.</w:t>
       </w:r>
     </w:p>
     <w:p>
@@ -335,7 +335,7 @@
           <w:szCs w:val="21"/>
           <w:lang w:bidi="mr-IN"/>
         </w:rPr>
-        <w:t>President of the Institute Ranjit Chavan said the Institute will be hosting the 3rd edition of the World Mayors' Conference later during the year.</w:t>
+        <w:t>President of the Institute Ranjit Chavan said the Institute will be hosting the 3rd edition of the World Mayors' Conference later during the year.</w:t>
       </w:r>
     </w:p>
     <w:p>
